--- a/TP1/respuestas.docx
+++ b/TP1/respuestas.docx
@@ -9,7 +9,13 @@
     </w:p>
     <w:p>
       <w:r>
-        <w:t>Porque BPE busca los pares de tokens que aparecen juntos con más frecuencia y los fusiona en un solo token nuevo</w:t>
+        <w:t>Porque</w:t>
+      </w:r>
+      <w:r>
+        <w:t xml:space="preserve"> en el entrenamiento</w:t>
+      </w:r>
+      <w:r>
+        <w:t xml:space="preserve"> BPE busca los pares de tokens que aparecen juntos con más frecuencia y los fusiona en un solo token nuevo</w:t>
       </w:r>
       <w:r>
         <w:t xml:space="preserve"> y se elimina ese par de token que estaba solo</w:t>
@@ -36,13 +42,7 @@
     </w:p>
     <w:p>
       <w:r>
-        <w:t xml:space="preserve">Ahorra memoria ya que no necesita guardar palabras completas con todo tipo de conjugaciones y además </w:t>
-      </w:r>
-      <w:r>
-        <w:t>BPE reconoce las palabras desconocidas</w:t>
-      </w:r>
-      <w:r>
-        <w:t xml:space="preserve"> al combinar los tokens, y de esa manera cubre casi todas las combinaciones de palabras.</w:t>
+        <w:t>Ahorra memoria ya que no necesita guardar palabras completas con todo tipo de conjugaciones y además BPE reconoce las palabras desconocidas al combinar los tokens, y de esa manera cubre casi todas las combinaciones de palabras.</w:t>
       </w:r>
     </w:p>
     <w:p>
@@ -52,7 +52,10 @@
     </w:p>
     <w:p>
       <w:r>
-        <w:t>Gastas más memoria y es ineficiente a la hora de hacer coincidir las palabras con los tokens ya que tendrías muchas letras sueltas.</w:t>
+        <w:t>En el momento de inferencia como hay poco vocabulario va tener pocas coincidencias con tokens largos, por lo tanto, el token final va quedar grande con muchos caracteres muy pequeñas</w:t>
+      </w:r>
+      <w:r>
+        <w:t>.</w:t>
       </w:r>
     </w:p>
     <w:p>
@@ -62,10 +65,13 @@
     </w:p>
     <w:p>
       <w:r>
-        <w:t>Terminas guardando palabras completas sin descomponerlo en tokens separados y pierde el sentido del BPE</w:t>
-      </w:r>
-      <w:r>
-        <w:t>.</w:t>
+        <w:t xml:space="preserve">Gastas más memoria y puede </w:t>
+      </w:r>
+      <w:r>
+        <w:t>tener</w:t>
+      </w:r>
+      <w:r>
+        <w:t xml:space="preserve"> palabras poco comunes o palabras completas en el vocabulario lo que sería un desperdicio.</w:t>
       </w:r>
     </w:p>
     <w:sectPr>
